--- a/Trabajo_Integrador_Cambio_Climatico_Argentina_CORREGIDO.docx
+++ b/Trabajo_Integrador_Cambio_Climatico_Argentina_CORREGIDO.docx
@@ -99,7 +99,7 @@
           <w:i/>
           <w:iCs/>
         </w:rPr>
-        <w:t>Elias Campos, Tiago Maidana</w:t>
+        <w:t>Elias Campos, Tiago Maidana, Rodrigo Bulggiani, Romina Guzman</w:t>
       </w:r>
     </w:p>
     <w:p>
